--- a/hin/docx/23.content.docx
+++ b/hin/docx/23.content.docx
@@ -19,7 +19,7 @@
         <w:rPr>
           <w:lang w:val="hi_IN" w:bidi="hi_IN"/>
         </w:rPr>
-        <w:t>Resource: अध्ययन नोट्स - पुस्तक परिचय (टिंडेल)</w:t>
+        <w:t>Resource: Tyndale Open Study Notes</w:t>
       </w:r>
       <w:r>
         <w:rPr>
@@ -112,7 +112,7 @@
         <w:rPr>
           <w:lang w:val="hi_IN" w:bidi="hi_IN"/>
         </w:rPr>
-        <w:t>अध्ययन नोट्स - पुस्तक परिचय (टिंडेल)</w:t>
+        <w:t>Tyndale Open Study Notes</w:t>
       </w:r>
     </w:p>
     <w:p>

--- a/hin/docx/23.content.docx
+++ b/hin/docx/23.content.docx
@@ -19,7 +19,7 @@
         <w:rPr>
           <w:lang w:val="hi_IN" w:bidi="hi_IN"/>
         </w:rPr>
-        <w:t>Resource: Tyndale Open Study Notes</w:t>
+        <w:t>Resource: Aquifer Open Study Notes (Book Intros)</w:t>
       </w:r>
       <w:r>
         <w:rPr>
@@ -112,7 +112,7 @@
         <w:rPr>
           <w:lang w:val="hi_IN" w:bidi="hi_IN"/>
         </w:rPr>
-        <w:t>Tyndale Open Study Notes</w:t>
+        <w:t>Aquifer Open Study Notes (Book Intros)</w:t>
       </w:r>
     </w:p>
     <w:p>

--- a/hin/docx/23.content.docx
+++ b/hin/docx/23.content.docx
@@ -285,36 +285,24 @@
         </w:rPr>
         <w:t>जब तक यहूदा का राजा उज्जियाह जीवित था, यहूदा इस संकट की उपेक्षा करने में सक्षम था। कुल मिलाकर, उज्जियाह एक अच्छा और प्रभावी राजा था, उसके पास एक शक्तिशाली सेना थी (</w:t>
       </w:r>
-      <w:hyperlink r:id="rId13">
-        <w:r>
-          <w:rPr>
-            <w:lang w:val="hi_IN" w:bidi="hi_IN"/>
-          </w:rPr>
-          <w:rPr>
-            <w:color w:val="0000EE"/>
-            <w:u w:val="single"/>
-          </w:rPr>
-          <w:t>2 इति 26:11–15</w:t>
-        </w:r>
-      </w:hyperlink>
+      <w:r>
+        <w:rPr>
+          <w:lang w:val="hi_IN" w:bidi="hi_IN"/>
+        </w:rPr>
+        <w:t>2 इति 26:11–15</w:t>
+      </w:r>
       <w:r>
         <w:rPr>
           <w:lang w:val="hi_IN" w:bidi="hi_IN"/>
         </w:rPr>
         <w:t>), और उसके लोगों को आशा थी कि वह किसी तरह से अश्शूरियों से राष्ट्र को बचा सकता है। लेकिन उज्जियाह की मृत्यु के बाद, दुष्ट शासकों ने राज किया। नेतृत्व के कमी के इस संकट के दौरान, परमेश्वर ने यशायाह को यह दर्शन दिया जिसने उसकी सेवकाई की शुरुआत की और अगले चालीस वर्षों तक उसे मार्गदर्शन दिया (</w:t>
       </w:r>
-      <w:hyperlink r:id="rId14">
-        <w:r>
-          <w:rPr>
-            <w:lang w:val="hi_IN" w:bidi="hi_IN"/>
-          </w:rPr>
-          <w:rPr>
-            <w:color w:val="0000EE"/>
-            <w:u w:val="single"/>
-          </w:rPr>
-          <w:t>यशा 6</w:t>
-        </w:r>
-      </w:hyperlink>
+      <w:r>
+        <w:rPr>
+          <w:lang w:val="hi_IN" w:bidi="hi_IN"/>
+        </w:rPr>
+        <w:t>यशा 6</w:t>
+      </w:r>
       <w:r>
         <w:rPr>
           <w:lang w:val="hi_IN" w:bidi="hi_IN"/>
@@ -349,54 +337,36 @@
         </w:rPr>
         <w:t>दुर्भाग्य से, यशायाह के मुख्य संदेश पर हमेशा ध्यान नहीं दिया गया। 734 ई.पू. के आसपास, इस्राएल ने अश्शूर के खिलाफ खड़े होने के लिए अराम के साथ एक गठबंधन बनाया। जब यहूदा के राजा आहाज ने इस गठबंधन में शामिल होने से इनकार कर दिया, तो इस्राएल और अराम ने आहाज को उनके साथ शामिल होने पर मजबूर करने के लिए यहूदा पर हमला कर दिया। इस संकट से सामना करते हुए, आहाज ने परमेश्वर पर भरोसा करने के बजाय (</w:t>
       </w:r>
-      <w:hyperlink r:id="rId15">
-        <w:r>
-          <w:rPr>
-            <w:lang w:val="hi_IN" w:bidi="hi_IN"/>
-          </w:rPr>
-          <w:rPr>
-            <w:color w:val="0000EE"/>
-            <w:u w:val="single"/>
-          </w:rPr>
-          <w:t>यशा 7:1–12</w:t>
-        </w:r>
-      </w:hyperlink>
+      <w:r>
+        <w:rPr>
+          <w:lang w:val="hi_IN" w:bidi="hi_IN"/>
+        </w:rPr>
+        <w:t>यशा 7:1–12</w:t>
+      </w:r>
       <w:r>
         <w:rPr>
           <w:lang w:val="hi_IN" w:bidi="hi_IN"/>
         </w:rPr>
         <w:t>) अश्शूरियों को उसे बचाने के लिए बुलाया (</w:t>
       </w:r>
-      <w:hyperlink r:id="rId16">
-        <w:r>
-          <w:rPr>
-            <w:lang w:val="hi_IN" w:bidi="hi_IN"/>
-          </w:rPr>
-          <w:rPr>
-            <w:color w:val="0000EE"/>
-            <w:u w:val="single"/>
-          </w:rPr>
-          <w:t>2 इति 28:16–21</w:t>
-        </w:r>
-      </w:hyperlink>
+      <w:r>
+        <w:rPr>
+          <w:lang w:val="hi_IN" w:bidi="hi_IN"/>
+        </w:rPr>
+        <w:t>2 इति 28:16–21</w:t>
+      </w:r>
       <w:r>
         <w:rPr>
           <w:lang w:val="hi_IN" w:bidi="hi_IN"/>
         </w:rPr>
         <w:t>)। हालाँकि अश्शूर के राजा ने अराम और इस्राएल को पराजित किया, लेकिन उसने यहूदा को भी अपने अधीन कर लिया और उस पर भारी कर लगा दिया। कुछ ही वर्षों बाद (722 ई.पू.), अश्शूर ने इस्राएल के राज्य को फिर से पराजित किया और उसके अधिकांश लोगों को बँधुवाई में भेज दिया (</w:t>
       </w:r>
-      <w:hyperlink r:id="rId17">
-        <w:r>
-          <w:rPr>
-            <w:lang w:val="hi_IN" w:bidi="hi_IN"/>
-          </w:rPr>
-          <w:rPr>
-            <w:color w:val="0000EE"/>
-            <w:u w:val="single"/>
-          </w:rPr>
-          <w:t>2 रा 17:5–18</w:t>
-        </w:r>
-      </w:hyperlink>
+      <w:r>
+        <w:rPr>
+          <w:lang w:val="hi_IN" w:bidi="hi_IN"/>
+        </w:rPr>
+        <w:t>2 रा 17:5–18</w:t>
+      </w:r>
       <w:r>
         <w:rPr>
           <w:lang w:val="hi_IN" w:bidi="hi_IN"/>
@@ -417,18 +387,12 @@
         </w:rPr>
         <w:t>701 ई. पू. में, राजा हिजकिय्याह के शासनकाल के दौरान, अश्शूर ने फिर से यहूदा पर आक्रमण किया। इस बार, यहूदा ने परमेश्वर की विश्वासयोग्यता पर भरोसा किया और वादे के अनुसार परमेश्वर ने देश को अश्शूर की सेना से बचा लिया (</w:t>
       </w:r>
-      <w:hyperlink r:id="rId18">
-        <w:r>
-          <w:rPr>
-            <w:lang w:val="hi_IN" w:bidi="hi_IN"/>
-          </w:rPr>
-          <w:rPr>
-            <w:color w:val="0000EE"/>
-            <w:u w:val="single"/>
-          </w:rPr>
-          <w:t>37:21–36</w:t>
-        </w:r>
-      </w:hyperlink>
+      <w:r>
+        <w:rPr>
+          <w:lang w:val="hi_IN" w:bidi="hi_IN"/>
+        </w:rPr>
+        <w:t>37:21–36</w:t>
+      </w:r>
       <w:r>
         <w:rPr>
           <w:lang w:val="hi_IN" w:bidi="hi_IN"/>
@@ -463,18 +427,12 @@
         </w:rPr>
         <w:t xml:space="preserve">बँधुवाई से लौटने पर (538 ई.पू.; </w:t>
       </w:r>
-      <w:hyperlink r:id="rId19">
-        <w:r>
-          <w:rPr>
-            <w:lang w:val="hi_IN" w:bidi="hi_IN"/>
-          </w:rPr>
-          <w:rPr>
-            <w:color w:val="0000EE"/>
-            <w:u w:val="single"/>
-          </w:rPr>
-          <w:t>एज्रा 1:1–4</w:t>
-        </w:r>
-      </w:hyperlink>
+      <w:r>
+        <w:rPr>
+          <w:lang w:val="hi_IN" w:bidi="hi_IN"/>
+        </w:rPr>
+        <w:t>एज्रा 1:1–4</w:t>
+      </w:r>
       <w:r>
         <w:rPr>
           <w:lang w:val="hi_IN" w:bidi="hi_IN"/>
@@ -500,126 +458,84 @@
           <w:lang w:val="hi_IN" w:bidi="hi_IN"/>
         </w:rPr>
       </w:r>
-      <w:hyperlink r:id="rId20">
-        <w:r>
-          <w:rPr>
-            <w:lang w:val="hi_IN" w:bidi="hi_IN"/>
-          </w:rPr>
-          <w:rPr>
-            <w:color w:val="0000EE"/>
-            <w:u w:val="single"/>
-          </w:rPr>
-          <w:t>यशायाह 1–39</w:t>
-        </w:r>
-      </w:hyperlink>
+      <w:r>
+        <w:rPr>
+          <w:lang w:val="hi_IN" w:bidi="hi_IN"/>
+        </w:rPr>
+        <w:t>यशायाह 1–39</w:t>
+      </w:r>
       <w:r>
         <w:rPr>
           <w:lang w:val="hi_IN" w:bidi="hi_IN"/>
         </w:rPr>
         <w:t xml:space="preserve"> उज्जियाह की मृत्यु (740 ई.पू.) से 701 ई.पू. तक की अवधि का वर्णन है। पुस्तक का परिचय (</w:t>
       </w:r>
-      <w:hyperlink r:id="rId21">
-        <w:r>
-          <w:rPr>
-            <w:lang w:val="hi_IN" w:bidi="hi_IN"/>
-          </w:rPr>
-          <w:rPr>
-            <w:color w:val="0000EE"/>
-            <w:u w:val="single"/>
-          </w:rPr>
-          <w:t>अध्याय 1–5</w:t>
-        </w:r>
-      </w:hyperlink>
+      <w:r>
+        <w:rPr>
+          <w:lang w:val="hi_IN" w:bidi="hi_IN"/>
+        </w:rPr>
+        <w:t>अध्याय 1–5</w:t>
+      </w:r>
       <w:r>
         <w:rPr>
           <w:lang w:val="hi_IN" w:bidi="hi_IN"/>
         </w:rPr>
         <w:t xml:space="preserve">) यहूदा की पाप और अन्याय की वर्तमान स्थिति की तुलना परमेश्वर की उपस्थिति में धन्य अस्तित्व से करता है जिसके लिए उन्हें मूल रूप से बुलाया गया था। यह तुलना एक प्रश्न उठाती है: वर्तमान भ्रष्टाचार कभी भी महिमा, पवित्रता और फलदायीता में कैसे परिवर्तित हो सकती है? भविष्यद्वक्ता </w:t>
       </w:r>
-      <w:hyperlink r:id="rId14">
-        <w:r>
-          <w:rPr>
-            <w:lang w:val="hi_IN" w:bidi="hi_IN"/>
-          </w:rPr>
-          <w:rPr>
-            <w:color w:val="0000EE"/>
-            <w:u w:val="single"/>
-          </w:rPr>
-          <w:t>अध्याय 6</w:t>
-        </w:r>
-      </w:hyperlink>
+      <w:r>
+        <w:rPr>
+          <w:lang w:val="hi_IN" w:bidi="hi_IN"/>
+        </w:rPr>
+        <w:t>अध्याय 6</w:t>
+      </w:r>
       <w:r>
         <w:rPr>
           <w:lang w:val="hi_IN" w:bidi="hi_IN"/>
         </w:rPr>
         <w:t xml:space="preserve"> में उत्तर देता है, जब वह अपने स्वयं के नवीकरण और बुलाहट के उदाहरण का उपयोग यह बताने के लिए करता है कि कैसे एक परिवर्तन देश भर में भी हो सकता है। लेकिन, अगर यहूदा ऐसे नवीनीकरण का अनुभव करना चाहता था, तो उसे अपने पाप के मार्गों से फिरना और परमेश्वर पर भरोसा करना सीखना होगा। पूरे </w:t>
       </w:r>
-      <w:hyperlink r:id="rId22">
-        <w:r>
-          <w:rPr>
-            <w:lang w:val="hi_IN" w:bidi="hi_IN"/>
-          </w:rPr>
-          <w:rPr>
-            <w:color w:val="0000EE"/>
-            <w:u w:val="single"/>
-          </w:rPr>
-          <w:t>अध्याय 13–35</w:t>
-        </w:r>
-      </w:hyperlink>
+      <w:r>
+        <w:rPr>
+          <w:lang w:val="hi_IN" w:bidi="hi_IN"/>
+        </w:rPr>
+        <w:t>अध्याय 13–35</w:t>
+      </w:r>
       <w:r>
         <w:rPr>
           <w:lang w:val="hi_IN" w:bidi="hi_IN"/>
         </w:rPr>
         <w:t xml:space="preserve"> के दौरान भविष्यद्वक्ता विभिन्न साहित्यिक रूपों और जीवन की परिस्थितियों का उपयोग इस बात की पुष्टि करने के लिए करता है कि परमेश्वर ही एकमात्र विश्वसनीय हैं; और परमेश्वर के स्थान पर आसपास के किसी भी राष्ट्र पर भरोसा करना अत्यधिक मूर्खता को दर्शाता है। यशायाह ने इस संदेश को अश्शूर के साथ हुए अनुभवों के दो ऐतिहासिक विवरणों के बीच रखा है: </w:t>
       </w:r>
-      <w:hyperlink r:id="rId23">
-        <w:r>
-          <w:rPr>
-            <w:lang w:val="hi_IN" w:bidi="hi_IN"/>
-          </w:rPr>
-          <w:rPr>
-            <w:color w:val="0000EE"/>
-            <w:u w:val="single"/>
-          </w:rPr>
-          <w:t>अध्याय 7–12</w:t>
-        </w:r>
-      </w:hyperlink>
+      <w:r>
+        <w:rPr>
+          <w:lang w:val="hi_IN" w:bidi="hi_IN"/>
+        </w:rPr>
+        <w:t>अध्याय 7–12</w:t>
+      </w:r>
       <w:r>
         <w:rPr>
           <w:lang w:val="hi_IN" w:bidi="hi_IN"/>
         </w:rPr>
         <w:t xml:space="preserve"> में राजा आहाज का अनुभव और </w:t>
       </w:r>
-      <w:hyperlink r:id="rId24">
-        <w:r>
-          <w:rPr>
-            <w:lang w:val="hi_IN" w:bidi="hi_IN"/>
-          </w:rPr>
-          <w:rPr>
-            <w:color w:val="0000EE"/>
-            <w:u w:val="single"/>
-          </w:rPr>
-          <w:t>अध्याय 36–39</w:t>
-        </w:r>
-      </w:hyperlink>
+      <w:r>
+        <w:rPr>
+          <w:lang w:val="hi_IN" w:bidi="hi_IN"/>
+        </w:rPr>
+        <w:t>अध्याय 36–39</w:t>
+      </w:r>
       <w:r>
         <w:rPr>
           <w:lang w:val="hi_IN" w:bidi="hi_IN"/>
         </w:rPr>
         <w:t xml:space="preserve"> में राजा हिजकिय्याह का अनुभव। जब आहाज परमेश्वर पर भरोसा करने में विफल रहा, तो विपत्ति आ पड़ी। इसके विपरीत, उसके बेटे हिजकिय्याह ने परमेश्वर पर भरोसा किया, और एक बड़ा बचाव देखा। हालांकि, हिजकिय्याह के जीवन में भी दुर्बलता का समय आया था (</w:t>
       </w:r>
-      <w:hyperlink r:id="rId25">
-        <w:r>
-          <w:rPr>
-            <w:lang w:val="hi_IN" w:bidi="hi_IN"/>
-          </w:rPr>
-          <w:rPr>
-            <w:color w:val="0000EE"/>
-            <w:u w:val="single"/>
-          </w:rPr>
-          <w:t>अध्याय 39</w:t>
-        </w:r>
-      </w:hyperlink>
+      <w:r>
+        <w:rPr>
+          <w:lang w:val="hi_IN" w:bidi="hi_IN"/>
+        </w:rPr>
+        <w:t>अध्याय 39</w:t>
+      </w:r>
       <w:r>
         <w:rPr>
           <w:lang w:val="hi_IN" w:bidi="hi_IN"/>
@@ -634,54 +550,36 @@
           <w:lang w:val="hi_IN" w:bidi="hi_IN"/>
         </w:rPr>
       </w:r>
-      <w:hyperlink r:id="rId26">
-        <w:r>
-          <w:rPr>
-            <w:lang w:val="hi_IN" w:bidi="hi_IN"/>
-          </w:rPr>
-          <w:rPr>
-            <w:color w:val="0000EE"/>
-            <w:u w:val="single"/>
-          </w:rPr>
-          <w:t>यशायाह 40–55</w:t>
-        </w:r>
-      </w:hyperlink>
+      <w:r>
+        <w:rPr>
+          <w:lang w:val="hi_IN" w:bidi="hi_IN"/>
+        </w:rPr>
+        <w:t>यशायाह 40–55</w:t>
+      </w:r>
       <w:r>
         <w:rPr>
           <w:lang w:val="hi_IN" w:bidi="hi_IN"/>
         </w:rPr>
         <w:t xml:space="preserve"> उन प्रश्नों को संबोधित करता है जो यहूदा के 586 ई.पू. में बाबेल की बँधुवाई के दौरान उठेंगे। क्या बँधुवाई का अर्थ यह है कि परमेश्वर पराजित हो गए, या तो बाबेलियों के द्वारा या यहूदा के पाप के द्वारा? क्या यहूदा के लिए परमेश्वर का उद्देश्य विफल रहा, और क्या वह इसके बारे में कुछ भी करने में असहाय है? </w:t>
       </w:r>
-      <w:hyperlink r:id="rId27">
-        <w:r>
-          <w:rPr>
-            <w:lang w:val="hi_IN" w:bidi="hi_IN"/>
-          </w:rPr>
-          <w:rPr>
-            <w:color w:val="0000EE"/>
-            <w:u w:val="single"/>
-          </w:rPr>
-          <w:t>अध्याय 40–48</w:t>
-        </w:r>
-      </w:hyperlink>
+      <w:r>
+        <w:rPr>
+          <w:lang w:val="hi_IN" w:bidi="hi_IN"/>
+        </w:rPr>
+        <w:t>अध्याय 40–48</w:t>
+      </w:r>
       <w:r>
         <w:rPr>
           <w:lang w:val="hi_IN" w:bidi="hi_IN"/>
         </w:rPr>
         <w:t xml:space="preserve"> में, यशायाह बताता है कि परमेश्वर किसी भी मूर्ति-देवता से अनंत रूप से श्रेष्ठ है, और उसके लोग इसका प्रमाण होंगे, जब परमेश्वर उन्हें बाबेल के अंततः असहाय हाथों से छुड़ा लेंगे। </w:t>
       </w:r>
-      <w:hyperlink r:id="rId28">
-        <w:r>
-          <w:rPr>
-            <w:lang w:val="hi_IN" w:bidi="hi_IN"/>
-          </w:rPr>
-          <w:rPr>
-            <w:color w:val="0000EE"/>
-            <w:u w:val="single"/>
-          </w:rPr>
-          <w:t>अध्याय 49–55</w:t>
-        </w:r>
-      </w:hyperlink>
+      <w:r>
+        <w:rPr>
+          <w:lang w:val="hi_IN" w:bidi="hi_IN"/>
+        </w:rPr>
+        <w:t>अध्याय 49–55</w:t>
+      </w:r>
       <w:r>
         <w:rPr>
           <w:lang w:val="hi_IN" w:bidi="hi_IN"/>
@@ -696,18 +594,12 @@
           <w:lang w:val="hi_IN" w:bidi="hi_IN"/>
         </w:rPr>
       </w:r>
-      <w:hyperlink r:id="rId29">
-        <w:r>
-          <w:rPr>
-            <w:lang w:val="hi_IN" w:bidi="hi_IN"/>
-          </w:rPr>
-          <w:rPr>
-            <w:color w:val="0000EE"/>
-            <w:u w:val="single"/>
-          </w:rPr>
-          <w:t>यशायाह 56–66</w:t>
-        </w:r>
-      </w:hyperlink>
+      <w:r>
+        <w:rPr>
+          <w:lang w:val="hi_IN" w:bidi="hi_IN"/>
+        </w:rPr>
+        <w:t>यशायाह 56–66</w:t>
+      </w:r>
       <w:r>
         <w:rPr>
           <w:lang w:val="hi_IN" w:bidi="hi_IN"/>
@@ -739,90 +631,60 @@
         </w:rPr>
         <w:t xml:space="preserve">यशायाह की पुस्तक तीन अलग-अलग ऐतिहासिक स्थितियों को संबोधित करती है, उनमें से दो भविष्यद्वक्ता के अपने जीवनकाल से परे हैं। परिणामस्वरूप, कई विद्वानों ने तर्क दिया है कि भविष्यद्वक्ता यशायाह ने पूरी पुस्तक नहीं लिखी होगी; यह दृष्टिकोण 1800 के दशक के मध्य से प्रचलित है। हालांकि, यदि परमेश्वर की प्रेरणा एक वास्तविकता है, तो भविष्यवाणी भी एक वास्तविक संभावना है, इसलिए यह कोई समस्या नहीं है कि पुस्तक के कुछ भाग यह बताते हैं कि यशायाह के बाद के भविष्य में क्या होने वाला था। इसके अलावा, पुस्तक एक उल्लेखनीय साहित्यिक समानता को प्रदर्शित करती है। जब यीशु और नए नियम के लेखक यशायाह की पुस्तक से उद्धरण देते हैं, तो वे लगातार दावा करते हैं कि वे उसी बात का उल्लेख कर रहे हैं जिसे भविष्यवक्ता यशायाह ने कहा है (देखें, उदाहरण के लिए, </w:t>
       </w:r>
-      <w:hyperlink r:id="rId30">
-        <w:r>
-          <w:rPr>
-            <w:lang w:val="hi_IN" w:bidi="hi_IN"/>
-          </w:rPr>
-          <w:rPr>
-            <w:color w:val="0000EE"/>
-            <w:u w:val="single"/>
-          </w:rPr>
-          <w:t>मत्ती 8:17</w:t>
-        </w:r>
-      </w:hyperlink>
+      <w:r>
+        <w:rPr>
+          <w:lang w:val="hi_IN" w:bidi="hi_IN"/>
+        </w:rPr>
+        <w:t>मत्ती 8:17</w:t>
+      </w:r>
       <w:r>
         <w:rPr>
           <w:lang w:val="hi_IN" w:bidi="hi_IN"/>
         </w:rPr>
         <w:t xml:space="preserve">; </w:t>
       </w:r>
-      <w:hyperlink r:id="rId31">
-        <w:r>
-          <w:rPr>
-            <w:lang w:val="hi_IN" w:bidi="hi_IN"/>
-          </w:rPr>
-          <w:rPr>
-            <w:color w:val="0000EE"/>
-            <w:u w:val="single"/>
-          </w:rPr>
-          <w:t>12:17–21</w:t>
-        </w:r>
-      </w:hyperlink>
+      <w:r>
+        <w:rPr>
+          <w:lang w:val="hi_IN" w:bidi="hi_IN"/>
+        </w:rPr>
+        <w:t>12:17–21</w:t>
+      </w:r>
       <w:r>
         <w:rPr>
           <w:lang w:val="hi_IN" w:bidi="hi_IN"/>
         </w:rPr>
         <w:t xml:space="preserve">; </w:t>
       </w:r>
-      <w:hyperlink r:id="rId32">
-        <w:r>
-          <w:rPr>
-            <w:lang w:val="hi_IN" w:bidi="hi_IN"/>
-          </w:rPr>
-          <w:rPr>
-            <w:color w:val="0000EE"/>
-            <w:u w:val="single"/>
-          </w:rPr>
-          <w:t>लूका 3:4–6</w:t>
-        </w:r>
-      </w:hyperlink>
+      <w:r>
+        <w:rPr>
+          <w:lang w:val="hi_IN" w:bidi="hi_IN"/>
+        </w:rPr>
+        <w:t>लूका 3:4–6</w:t>
+      </w:r>
       <w:r>
         <w:rPr>
           <w:lang w:val="hi_IN" w:bidi="hi_IN"/>
         </w:rPr>
         <w:t xml:space="preserve">; </w:t>
       </w:r>
-      <w:hyperlink r:id="rId33">
-        <w:r>
-          <w:rPr>
-            <w:lang w:val="hi_IN" w:bidi="hi_IN"/>
-          </w:rPr>
-          <w:rPr>
-            <w:color w:val="0000EE"/>
-            <w:u w:val="single"/>
-          </w:rPr>
-          <w:t>प्रेरि 8:28–35</w:t>
-        </w:r>
-      </w:hyperlink>
+      <w:r>
+        <w:rPr>
+          <w:lang w:val="hi_IN" w:bidi="hi_IN"/>
+        </w:rPr>
+        <w:t>प्रेरि 8:28–35</w:t>
+      </w:r>
       <w:r>
         <w:rPr>
           <w:lang w:val="hi_IN" w:bidi="hi_IN"/>
         </w:rPr>
         <w:t xml:space="preserve">; </w:t>
       </w:r>
-      <w:hyperlink r:id="rId34">
-        <w:r>
-          <w:rPr>
-            <w:lang w:val="hi_IN" w:bidi="hi_IN"/>
-          </w:rPr>
-          <w:rPr>
-            <w:color w:val="0000EE"/>
-            <w:u w:val="single"/>
-          </w:rPr>
-          <w:t>रोम 10:16</w:t>
-        </w:r>
-      </w:hyperlink>
+      <w:r>
+        <w:rPr>
+          <w:lang w:val="hi_IN" w:bidi="hi_IN"/>
+        </w:rPr>
+        <w:t>रोम 10:16</w:t>
+      </w:r>
       <w:r>
         <w:rPr>
           <w:lang w:val="hi_IN" w:bidi="hi_IN"/>
@@ -848,72 +710,48 @@
           <w:lang w:val="hi_IN" w:bidi="hi_IN"/>
         </w:rPr>
       </w:r>
-      <w:hyperlink r:id="rId35">
-        <w:r>
-          <w:rPr>
-            <w:lang w:val="hi_IN" w:bidi="hi_IN"/>
-          </w:rPr>
-          <w:rPr>
-            <w:color w:val="0000EE"/>
-            <w:u w:val="single"/>
-          </w:rPr>
-          <w:t>अध्याय 6–39</w:t>
-        </w:r>
-      </w:hyperlink>
+      <w:r>
+        <w:rPr>
+          <w:lang w:val="hi_IN" w:bidi="hi_IN"/>
+        </w:rPr>
+        <w:t>अध्याय 6–39</w:t>
+      </w:r>
       <w:r>
         <w:rPr>
           <w:lang w:val="hi_IN" w:bidi="hi_IN"/>
         </w:rPr>
         <w:t xml:space="preserve"> के ऐतिहासिक संदर्भों से यह प्रतीत होती है कि इन विषयवस्तुओं को 740 ई.पू. में उज्जियाह की मृत्यु और 701 ई.पू. में सन्हेरीब के यरूशलेम से पीछे हटने के बीच के अड़तीस वर्षों के दौरान विभिन्न समय पर दर्ज किया गया था। </w:t>
       </w:r>
-      <w:hyperlink r:id="rId36">
-        <w:r>
-          <w:rPr>
-            <w:lang w:val="hi_IN" w:bidi="hi_IN"/>
-          </w:rPr>
-          <w:rPr>
-            <w:color w:val="0000EE"/>
-            <w:u w:val="single"/>
-          </w:rPr>
-          <w:t>अध्याय 40–66</w:t>
-        </w:r>
-      </w:hyperlink>
+      <w:r>
+        <w:rPr>
+          <w:lang w:val="hi_IN" w:bidi="hi_IN"/>
+        </w:rPr>
+        <w:t>अध्याय 40–66</w:t>
+      </w:r>
       <w:r>
         <w:rPr>
           <w:lang w:val="hi_IN" w:bidi="hi_IN"/>
         </w:rPr>
         <w:t xml:space="preserve"> के सरल, ध्यानपूर्ण और चिंतनशील गीतात्मक शैली के कारण, यह संभव लगता है कि 701 ई.पू. और इन अध्यायों के लेखन के बीच समय की एक अवधि बीत गई थी। हम नहीं जानते कि यशायाह की मृत्यु कब हुई थी, लेकिन मान्यता के अनुसार उसकी मृत्यु मनश्शे के एकमात्र शासनकाल (686–642 ई. पू.) के दौरान हुई थी। इस प्रकार यह संभव है कि </w:t>
       </w:r>
-      <w:hyperlink r:id="rId20">
-        <w:r>
-          <w:rPr>
-            <w:lang w:val="hi_IN" w:bidi="hi_IN"/>
-          </w:rPr>
-          <w:rPr>
-            <w:color w:val="0000EE"/>
-            <w:u w:val="single"/>
-          </w:rPr>
-          <w:t>अध्याय 1–39</w:t>
-        </w:r>
-      </w:hyperlink>
+      <w:r>
+        <w:rPr>
+          <w:lang w:val="hi_IN" w:bidi="hi_IN"/>
+        </w:rPr>
+        <w:t>अध्याय 1–39</w:t>
+      </w:r>
       <w:r>
         <w:rPr>
           <w:lang w:val="hi_IN" w:bidi="hi_IN"/>
         </w:rPr>
         <w:t xml:space="preserve"> के लेखन और </w:t>
       </w:r>
-      <w:hyperlink r:id="rId36">
-        <w:r>
-          <w:rPr>
-            <w:lang w:val="hi_IN" w:bidi="hi_IN"/>
-          </w:rPr>
-          <w:rPr>
-            <w:color w:val="0000EE"/>
-            <w:u w:val="single"/>
-          </w:rPr>
-          <w:t>अध्याय 40–66</w:t>
-        </w:r>
-      </w:hyperlink>
+      <w:r>
+        <w:rPr>
+          <w:lang w:val="hi_IN" w:bidi="hi_IN"/>
+        </w:rPr>
+        <w:t>अध्याय 40–66</w:t>
+      </w:r>
       <w:r>
         <w:rPr>
           <w:lang w:val="hi_IN" w:bidi="hi_IN"/>
@@ -963,18 +801,12 @@
         </w:rPr>
         <w:t>न्यायिक भाषण जो इस्राएल को चेतावनी देते हैं कि परमेश्वर उन्हें उनके पापों के लिए दंडित करेंगे (</w:t>
       </w:r>
-      <w:hyperlink r:id="rId37">
-        <w:r>
-          <w:rPr>
-            <w:lang w:val="hi_IN" w:bidi="hi_IN"/>
-          </w:rPr>
-          <w:rPr>
-            <w:color w:val="0000EE"/>
-            <w:u w:val="single"/>
-          </w:rPr>
-          <w:t>9:8–21</w:t>
-        </w:r>
-      </w:hyperlink>
+      <w:r>
+        <w:rPr>
+          <w:lang w:val="hi_IN" w:bidi="hi_IN"/>
+        </w:rPr>
+        <w:t>9:8–21</w:t>
+      </w:r>
       <w:r>
         <w:rPr>
           <w:lang w:val="hi_IN" w:bidi="hi_IN"/>
@@ -999,54 +831,36 @@
         </w:rPr>
         <w:t>हाय की भविष्यवाणियाँ जो देश की निकट मृत्यु पर विलाप करती हैं (</w:t>
       </w:r>
-      <w:hyperlink r:id="rId38">
-        <w:r>
-          <w:rPr>
-            <w:lang w:val="hi_IN" w:bidi="hi_IN"/>
-          </w:rPr>
-          <w:rPr>
-            <w:color w:val="0000EE"/>
-            <w:u w:val="single"/>
-          </w:rPr>
-          <w:t>5:8–30</w:t>
-        </w:r>
-      </w:hyperlink>
+      <w:r>
+        <w:rPr>
+          <w:lang w:val="hi_IN" w:bidi="hi_IN"/>
+        </w:rPr>
+        <w:t>5:8–30</w:t>
+      </w:r>
       <w:r>
         <w:rPr>
           <w:lang w:val="hi_IN" w:bidi="hi_IN"/>
         </w:rPr>
         <w:t xml:space="preserve">; </w:t>
       </w:r>
-      <w:hyperlink r:id="rId39">
-        <w:r>
-          <w:rPr>
-            <w:lang w:val="hi_IN" w:bidi="hi_IN"/>
-          </w:rPr>
-          <w:rPr>
-            <w:color w:val="0000EE"/>
-            <w:u w:val="single"/>
-          </w:rPr>
-          <w:t>29:1–12</w:t>
-        </w:r>
-      </w:hyperlink>
+      <w:r>
+        <w:rPr>
+          <w:lang w:val="hi_IN" w:bidi="hi_IN"/>
+        </w:rPr>
+        <w:t>29:1–12</w:t>
+      </w:r>
       <w:r>
         <w:rPr>
           <w:lang w:val="hi_IN" w:bidi="hi_IN"/>
         </w:rPr>
         <w:t xml:space="preserve">; </w:t>
       </w:r>
-      <w:hyperlink r:id="rId40">
-        <w:r>
-          <w:rPr>
-            <w:lang w:val="hi_IN" w:bidi="hi_IN"/>
-          </w:rPr>
-          <w:rPr>
-            <w:color w:val="0000EE"/>
-            <w:u w:val="single"/>
-          </w:rPr>
-          <w:t>31:1–9</w:t>
-        </w:r>
-      </w:hyperlink>
+      <w:r>
+        <w:rPr>
+          <w:lang w:val="hi_IN" w:bidi="hi_IN"/>
+        </w:rPr>
+        <w:t>31:1–9</w:t>
+      </w:r>
       <w:r>
         <w:rPr>
           <w:lang w:val="hi_IN" w:bidi="hi_IN"/>
@@ -1071,36 +885,24 @@
         </w:rPr>
         <w:t>दृष्टांत जो सादृश्य द्वारा सिखाते हैं (</w:t>
       </w:r>
-      <w:hyperlink r:id="rId41">
-        <w:r>
-          <w:rPr>
-            <w:lang w:val="hi_IN" w:bidi="hi_IN"/>
-          </w:rPr>
-          <w:rPr>
-            <w:color w:val="0000EE"/>
-            <w:u w:val="single"/>
-          </w:rPr>
-          <w:t>5:1–8</w:t>
-        </w:r>
-      </w:hyperlink>
+      <w:r>
+        <w:rPr>
+          <w:lang w:val="hi_IN" w:bidi="hi_IN"/>
+        </w:rPr>
+        <w:t>5:1–8</w:t>
+      </w:r>
       <w:r>
         <w:rPr>
           <w:lang w:val="hi_IN" w:bidi="hi_IN"/>
         </w:rPr>
         <w:t xml:space="preserve">; </w:t>
       </w:r>
-      <w:hyperlink r:id="rId42">
-        <w:r>
-          <w:rPr>
-            <w:lang w:val="hi_IN" w:bidi="hi_IN"/>
-          </w:rPr>
-          <w:rPr>
-            <w:color w:val="0000EE"/>
-            <w:u w:val="single"/>
-          </w:rPr>
-          <w:t>27:2–6</w:t>
-        </w:r>
-      </w:hyperlink>
+      <w:r>
+        <w:rPr>
+          <w:lang w:val="hi_IN" w:bidi="hi_IN"/>
+        </w:rPr>
+        <w:t>27:2–6</w:t>
+      </w:r>
       <w:r>
         <w:rPr>
           <w:lang w:val="hi_IN" w:bidi="hi_IN"/>
@@ -1125,18 +927,12 @@
         </w:rPr>
         <w:t>किसी मामले को साबित करने के लिए सुनवाई के भाषण (</w:t>
       </w:r>
-      <w:hyperlink r:id="rId43">
-        <w:r>
-          <w:rPr>
-            <w:lang w:val="hi_IN" w:bidi="hi_IN"/>
-          </w:rPr>
-          <w:rPr>
-            <w:color w:val="0000EE"/>
-            <w:u w:val="single"/>
-          </w:rPr>
-          <w:t>41:21–29</w:t>
-        </w:r>
-      </w:hyperlink>
+      <w:r>
+        <w:rPr>
+          <w:lang w:val="hi_IN" w:bidi="hi_IN"/>
+        </w:rPr>
+        <w:t>41:21–29</w:t>
+      </w:r>
       <w:r>
         <w:rPr>
           <w:lang w:val="hi_IN" w:bidi="hi_IN"/>
@@ -1161,54 +957,36 @@
         </w:rPr>
         <w:t>भविष्य की आशा के लिए उद्धार की भविष्यवाणियां (</w:t>
       </w:r>
-      <w:hyperlink r:id="rId44">
-        <w:r>
-          <w:rPr>
-            <w:lang w:val="hi_IN" w:bidi="hi_IN"/>
-          </w:rPr>
-          <w:rPr>
-            <w:color w:val="0000EE"/>
-            <w:u w:val="single"/>
-          </w:rPr>
-          <w:t>2:1–5</w:t>
-        </w:r>
-      </w:hyperlink>
+      <w:r>
+        <w:rPr>
+          <w:lang w:val="hi_IN" w:bidi="hi_IN"/>
+        </w:rPr>
+        <w:t>2:1–5</w:t>
+      </w:r>
       <w:r>
         <w:rPr>
           <w:lang w:val="hi_IN" w:bidi="hi_IN"/>
         </w:rPr>
         <w:t xml:space="preserve">; </w:t>
       </w:r>
-      <w:hyperlink r:id="rId45">
-        <w:r>
-          <w:rPr>
-            <w:lang w:val="hi_IN" w:bidi="hi_IN"/>
-          </w:rPr>
-          <w:rPr>
-            <w:color w:val="0000EE"/>
-            <w:u w:val="single"/>
-          </w:rPr>
-          <w:t>32:1–20</w:t>
-        </w:r>
-      </w:hyperlink>
+      <w:r>
+        <w:rPr>
+          <w:lang w:val="hi_IN" w:bidi="hi_IN"/>
+        </w:rPr>
+        <w:t>32:1–20</w:t>
+      </w:r>
       <w:r>
         <w:rPr>
           <w:lang w:val="hi_IN" w:bidi="hi_IN"/>
         </w:rPr>
         <w:t xml:space="preserve">; </w:t>
       </w:r>
-      <w:hyperlink r:id="rId46">
-        <w:r>
-          <w:rPr>
-            <w:lang w:val="hi_IN" w:bidi="hi_IN"/>
-          </w:rPr>
-          <w:rPr>
-            <w:color w:val="0000EE"/>
-            <w:u w:val="single"/>
-          </w:rPr>
-          <w:t>60:1–22</w:t>
-        </w:r>
-      </w:hyperlink>
+      <w:r>
+        <w:rPr>
+          <w:lang w:val="hi_IN" w:bidi="hi_IN"/>
+        </w:rPr>
+        <w:t>60:1–22</w:t>
+      </w:r>
       <w:r>
         <w:rPr>
           <w:lang w:val="hi_IN" w:bidi="hi_IN"/>
@@ -1233,36 +1011,24 @@
         </w:rPr>
         <w:t>परमेश्वर की विश्वासयोग्यता के लिए स्तुति के भजन (</w:t>
       </w:r>
-      <w:hyperlink r:id="rId47">
-        <w:r>
-          <w:rPr>
-            <w:lang w:val="hi_IN" w:bidi="hi_IN"/>
-          </w:rPr>
-          <w:rPr>
-            <w:color w:val="0000EE"/>
-            <w:u w:val="single"/>
-          </w:rPr>
-          <w:t>12:1–6</w:t>
-        </w:r>
-      </w:hyperlink>
+      <w:r>
+        <w:rPr>
+          <w:lang w:val="hi_IN" w:bidi="hi_IN"/>
+        </w:rPr>
+        <w:t>12:1–6</w:t>
+      </w:r>
       <w:r>
         <w:rPr>
           <w:lang w:val="hi_IN" w:bidi="hi_IN"/>
         </w:rPr>
         <w:t xml:space="preserve">; </w:t>
       </w:r>
-      <w:hyperlink r:id="rId48">
-        <w:r>
-          <w:rPr>
-            <w:lang w:val="hi_IN" w:bidi="hi_IN"/>
-          </w:rPr>
-          <w:rPr>
-            <w:color w:val="0000EE"/>
-            <w:u w:val="single"/>
-          </w:rPr>
-          <w:t>26:1–6</w:t>
-        </w:r>
-      </w:hyperlink>
+      <w:r>
+        <w:rPr>
+          <w:lang w:val="hi_IN" w:bidi="hi_IN"/>
+        </w:rPr>
+        <w:t>26:1–6</w:t>
+      </w:r>
       <w:r>
         <w:rPr>
           <w:lang w:val="hi_IN" w:bidi="hi_IN"/>
@@ -1287,36 +1053,24 @@
         </w:rPr>
         <w:t>विदेशी राष्ट्रों के विरुद्ध भविष्यवाणियां (</w:t>
       </w:r>
-      <w:hyperlink r:id="rId49">
-        <w:r>
-          <w:rPr>
-            <w:lang w:val="hi_IN" w:bidi="hi_IN"/>
-          </w:rPr>
-          <w:rPr>
-            <w:color w:val="0000EE"/>
-            <w:u w:val="single"/>
-          </w:rPr>
-          <w:t>15:1–16:14</w:t>
-        </w:r>
-      </w:hyperlink>
+      <w:r>
+        <w:rPr>
+          <w:lang w:val="hi_IN" w:bidi="hi_IN"/>
+        </w:rPr>
+        <w:t>15:1–16:14</w:t>
+      </w:r>
       <w:r>
         <w:rPr>
           <w:lang w:val="hi_IN" w:bidi="hi_IN"/>
         </w:rPr>
         <w:t xml:space="preserve">; </w:t>
       </w:r>
-      <w:hyperlink r:id="rId50">
-        <w:r>
-          <w:rPr>
-            <w:lang w:val="hi_IN" w:bidi="hi_IN"/>
-          </w:rPr>
-          <w:rPr>
-            <w:color w:val="0000EE"/>
-            <w:u w:val="single"/>
-          </w:rPr>
-          <w:t>23:1–18</w:t>
-        </w:r>
-      </w:hyperlink>
+      <w:r>
+        <w:rPr>
+          <w:lang w:val="hi_IN" w:bidi="hi_IN"/>
+        </w:rPr>
+        <w:t>23:1–18</w:t>
+      </w:r>
       <w:r>
         <w:rPr>
           <w:lang w:val="hi_IN" w:bidi="hi_IN"/>
@@ -1341,36 +1095,24 @@
         </w:rPr>
         <w:t>आने वाले राजा, मसीहा की भविष्यवाणियां (</w:t>
       </w:r>
-      <w:hyperlink r:id="rId51">
-        <w:r>
-          <w:rPr>
-            <w:lang w:val="hi_IN" w:bidi="hi_IN"/>
-          </w:rPr>
-          <w:rPr>
-            <w:color w:val="0000EE"/>
-            <w:u w:val="single"/>
-          </w:rPr>
-          <w:t>9:1–7</w:t>
-        </w:r>
-      </w:hyperlink>
+      <w:r>
+        <w:rPr>
+          <w:lang w:val="hi_IN" w:bidi="hi_IN"/>
+        </w:rPr>
+        <w:t>9:1–7</w:t>
+      </w:r>
       <w:r>
         <w:rPr>
           <w:lang w:val="hi_IN" w:bidi="hi_IN"/>
         </w:rPr>
         <w:t xml:space="preserve">; </w:t>
       </w:r>
-      <w:hyperlink r:id="rId52">
-        <w:r>
-          <w:rPr>
-            <w:lang w:val="hi_IN" w:bidi="hi_IN"/>
-          </w:rPr>
-          <w:rPr>
-            <w:color w:val="0000EE"/>
-            <w:u w:val="single"/>
-          </w:rPr>
-          <w:t>11:1–9</w:t>
-        </w:r>
-      </w:hyperlink>
+      <w:r>
+        <w:rPr>
+          <w:lang w:val="hi_IN" w:bidi="hi_IN"/>
+        </w:rPr>
+        <w:t>11:1–9</w:t>
+      </w:r>
       <w:r>
         <w:rPr>
           <w:lang w:val="hi_IN" w:bidi="hi_IN"/>
@@ -1395,36 +1137,24 @@
         </w:rPr>
         <w:t>सेवक के गीत एक ऐसे व्यक्ति के बारे में जो दूसरों के पापों के लिए कष्ट उठाएगा (</w:t>
       </w:r>
-      <w:hyperlink r:id="rId53">
-        <w:r>
-          <w:rPr>
-            <w:lang w:val="hi_IN" w:bidi="hi_IN"/>
-          </w:rPr>
-          <w:rPr>
-            <w:color w:val="0000EE"/>
-            <w:u w:val="single"/>
-          </w:rPr>
-          <w:t>42:1–9</w:t>
-        </w:r>
-      </w:hyperlink>
+      <w:r>
+        <w:rPr>
+          <w:lang w:val="hi_IN" w:bidi="hi_IN"/>
+        </w:rPr>
+        <w:t>42:1–9</w:t>
+      </w:r>
       <w:r>
         <w:rPr>
           <w:lang w:val="hi_IN" w:bidi="hi_IN"/>
         </w:rPr>
         <w:t>; 52:</w:t>
       </w:r>
-      <w:hyperlink r:id="rId54">
-        <w:r>
-          <w:rPr>
-            <w:lang w:val="hi_IN" w:bidi="hi_IN"/>
-          </w:rPr>
-          <w:rPr>
-            <w:color w:val="0000EE"/>
-            <w:u w:val="single"/>
-          </w:rPr>
-          <w:t>13–53:12</w:t>
-        </w:r>
-      </w:hyperlink>
+      <w:r>
+        <w:rPr>
+          <w:lang w:val="hi_IN" w:bidi="hi_IN"/>
+        </w:rPr>
+        <w:t>13–53:12</w:t>
+      </w:r>
       <w:r>
         <w:rPr>
           <w:lang w:val="hi_IN" w:bidi="hi_IN"/>
@@ -1449,36 +1179,24 @@
         </w:rPr>
         <w:t>वर्तमान की घटनाओं के वर्णन (</w:t>
       </w:r>
-      <w:hyperlink r:id="rId55">
-        <w:r>
-          <w:rPr>
-            <w:lang w:val="hi_IN" w:bidi="hi_IN"/>
-          </w:rPr>
-          <w:rPr>
-            <w:color w:val="0000EE"/>
-            <w:u w:val="single"/>
-          </w:rPr>
-          <w:t>36:1–22</w:t>
-        </w:r>
-      </w:hyperlink>
+      <w:r>
+        <w:rPr>
+          <w:lang w:val="hi_IN" w:bidi="hi_IN"/>
+        </w:rPr>
+        <w:t>36:1–22</w:t>
+      </w:r>
       <w:r>
         <w:rPr>
           <w:lang w:val="hi_IN" w:bidi="hi_IN"/>
         </w:rPr>
         <w:t xml:space="preserve">; </w:t>
       </w:r>
-      <w:hyperlink r:id="rId25">
-        <w:r>
-          <w:rPr>
-            <w:lang w:val="hi_IN" w:bidi="hi_IN"/>
-          </w:rPr>
-          <w:rPr>
-            <w:color w:val="0000EE"/>
-            <w:u w:val="single"/>
-          </w:rPr>
-          <w:t>39:1–8</w:t>
-        </w:r>
-      </w:hyperlink>
+      <w:r>
+        <w:rPr>
+          <w:lang w:val="hi_IN" w:bidi="hi_IN"/>
+        </w:rPr>
+        <w:t>39:1–8</w:t>
+      </w:r>
       <w:r>
         <w:rPr>
           <w:lang w:val="hi_IN" w:bidi="hi_IN"/>
@@ -1536,18 +1254,12 @@
         </w:rPr>
         <w:t xml:space="preserve"> (“परमेश्वर हमारे साथ है,” </w:t>
       </w:r>
-      <w:hyperlink r:id="rId56">
-        <w:r>
-          <w:rPr>
-            <w:lang w:val="hi_IN" w:bidi="hi_IN"/>
-          </w:rPr>
-          <w:rPr>
-            <w:color w:val="0000EE"/>
-            <w:u w:val="single"/>
-          </w:rPr>
-          <w:t>7:14</w:t>
-        </w:r>
-      </w:hyperlink>
+      <w:r>
+        <w:rPr>
+          <w:lang w:val="hi_IN" w:bidi="hi_IN"/>
+        </w:rPr>
+        <w:t>7:14</w:t>
+      </w:r>
       <w:r>
         <w:rPr>
           <w:lang w:val="hi_IN" w:bidi="hi_IN"/>
@@ -1580,18 +1292,12 @@
         </w:rPr>
         <w:t xml:space="preserve"> परमेश्वर, यीशु मसीह को प्राप्त करने के लिए तैयार करती है, जो वास्तव में इम्मानुएल है (</w:t>
       </w:r>
-      <w:hyperlink r:id="rId57">
-        <w:r>
-          <w:rPr>
-            <w:lang w:val="hi_IN" w:bidi="hi_IN"/>
-          </w:rPr>
-          <w:rPr>
-            <w:color w:val="0000EE"/>
-            <w:u w:val="single"/>
-          </w:rPr>
-          <w:t>मत्ती 1:21–23</w:t>
-        </w:r>
-      </w:hyperlink>
+      <w:r>
+        <w:rPr>
+          <w:lang w:val="hi_IN" w:bidi="hi_IN"/>
+        </w:rPr>
+        <w:t>मत्ती 1:21–23</w:t>
+      </w:r>
       <w:r>
         <w:rPr>
           <w:lang w:val="hi_IN" w:bidi="hi_IN"/>
